--- a/resume.docx
+++ b/resume.docx
@@ -468,52 +468,98 @@
         <w:spacing w:before="20" w:after="20"/>
       </w:pPr>
       <w:r>
-        <w:t>Manage the organization’s digital presence and run audio/visual operations for high-profile events, including the UN Day Gala and UN Human Rights Day (2023–25), gatherings of 40–150 participants</w:t>
-      </w:r>
-    </w:p>
-    <w:p>
-      <w:pPr>
-        <w:pStyle w:val="ListParagraph"/>
-        <w:numPr>
-          <w:ilvl w:val="0"/>
-          <w:numId w:val="2"/>
-        </w:numPr>
-        <w:spacing w:before="20" w:after="20"/>
-      </w:pPr>
-      <w:r>
-        <w:t>Currently leading a website overhaul project, collaborating with the UNA Board President and other Board Directors, and managing student interns</w:t>
-      </w:r>
-    </w:p>
-    <w:p>
-      <w:pPr>
-        <w:pStyle w:val="ListParagraph"/>
-        <w:numPr>
-          <w:ilvl w:val="0"/>
-          <w:numId w:val="2"/>
-        </w:numPr>
-        <w:spacing w:before="20" w:after="20"/>
-      </w:pPr>
-      <w:r>
-        <w:t>Troubleshoot and update event management software and any other issues related to technology, community relations, and beyond</w:t>
-      </w:r>
-    </w:p>
-    <w:p>
-      <w:pPr>
-        <w:pStyle w:val="ListParagraph"/>
-        <w:numPr>
-          <w:ilvl w:val="0"/>
-          <w:numId w:val="2"/>
-        </w:numPr>
-        <w:spacing w:before="20" w:after="20"/>
-      </w:pPr>
-      <w:r>
-        <w:t>Coordinate community engagement events to raise awareness of global affairs, sustainability, and international policy frameworks, including facilitating programming for the 2024 UNA-OC Women’s Day event and supporting participation in the Annual Great American Write-In event</w:t>
-      </w:r>
-      <w:r>
-        <w:t>s</w:t>
-      </w:r>
-      <w:r>
-        <w:t>, advancing advocacy for marginalized communities</w:t>
+        <w:t>Redesigned the chapter’s Squarespace site (una-oc.org) with the Board President and fellow Directors, refreshing the layout and UI with custom CSS, reorganizing site content, and featuring upcoming events on the homepage</w:t>
+      </w:r>
+    </w:p>
+    <w:p>
+      <w:pPr>
+        <w:pStyle w:val="ListParagraph"/>
+        <w:numPr>
+          <w:ilvl w:val="0"/>
+          <w:numId w:val="2"/>
+        </w:numPr>
+        <w:spacing w:before="20" w:after="20"/>
+      </w:pPr>
+      <w:r>
+        <w:t>Set up an automated email sign-up form and integrated it across the website to grow the mailing list</w:t>
+      </w:r>
+    </w:p>
+    <w:p>
+      <w:pPr>
+        <w:pStyle w:val="ListParagraph"/>
+        <w:numPr>
+          <w:ilvl w:val="0"/>
+          <w:numId w:val="2"/>
+        </w:numPr>
+        <w:spacing w:before="20" w:after="20"/>
+      </w:pPr>
+      <w:r>
+        <w:t>Administer the chapter’s Google Workspace, managing organizational email accounts and shared drive infrastructure</w:t>
+      </w:r>
+    </w:p>
+    <w:p>
+      <w:pPr>
+        <w:pStyle w:val="ListParagraph"/>
+        <w:numPr>
+          <w:ilvl w:val="0"/>
+          <w:numId w:val="2"/>
+        </w:numPr>
+        <w:spacing w:before="20" w:after="20"/>
+      </w:pPr>
+      <w:r>
+        <w:t>Run the chapter’s email marketing and event promotion, including member communications and flyer distribution</w:t>
+      </w:r>
+    </w:p>
+    <w:p>
+      <w:pPr>
+        <w:pStyle w:val="ListParagraph"/>
+        <w:numPr>
+          <w:ilvl w:val="0"/>
+          <w:numId w:val="2"/>
+        </w:numPr>
+        <w:spacing w:before="20" w:after="20"/>
+      </w:pPr>
+      <w:r>
+        <w:t>Lead AV and technical operations for in-person and hybrid events, including Zoom setup and speaker presentations, for high-profile events such as the UN Day Gala and UN Human Rights Day (2023–25) with 40–150 participants</w:t>
+      </w:r>
+    </w:p>
+    <w:p>
+      <w:pPr>
+        <w:pStyle w:val="ListParagraph"/>
+        <w:numPr>
+          <w:ilvl w:val="0"/>
+          <w:numId w:val="2"/>
+        </w:numPr>
+        <w:spacing w:before="20" w:after="20"/>
+      </w:pPr>
+      <w:r>
+        <w:t>Manage event registration and member data, including Eventbrite ticketing, RSVP tracking, and transfer of event revenue to the organization</w:t>
+      </w:r>
+    </w:p>
+    <w:p>
+      <w:pPr>
+        <w:pStyle w:val="ListParagraph"/>
+        <w:numPr>
+          <w:ilvl w:val="0"/>
+          <w:numId w:val="2"/>
+        </w:numPr>
+        <w:spacing w:before="20" w:after="20"/>
+      </w:pPr>
+      <w:r>
+        <w:t>Coordinate community engagement events on global affairs, sustainability, and international policy, including the 2024 UNA-OC Women’s Day event and the Annual Great American Write-In</w:t>
+      </w:r>
+    </w:p>
+    <w:p>
+      <w:pPr>
+        <w:pStyle w:val="ListParagraph"/>
+        <w:numPr>
+          <w:ilvl w:val="0"/>
+          <w:numId w:val="2"/>
+        </w:numPr>
+        <w:spacing w:before="20" w:after="20"/>
+      </w:pPr>
+      <w:r>
+        <w:t>Supervise and mentor an intern</w:t>
       </w:r>
     </w:p>
     <w:p>
@@ -572,20 +618,20 @@
         <w:spacing w:before="20" w:after="20"/>
       </w:pPr>
       <w:r>
-        <w:t>Delivered high-quality customer service in a fast-paced environment while maintaining strict adherence to food safety standards</w:t>
-      </w:r>
-    </w:p>
-    <w:p>
-      <w:pPr>
-        <w:pStyle w:val="ListParagraph"/>
-        <w:numPr>
-          <w:ilvl w:val="0"/>
-          <w:numId w:val="2"/>
-        </w:numPr>
-        <w:spacing w:before="20" w:after="20"/>
-      </w:pPr>
-      <w:r>
-        <w:t>Collaborated with team members to ensure smooth operations during peak hours, consistently meeting performance expectations</w:t>
+        <w:t>Deliver high-quality customer service in a fast-paced environment while maintaining strict adherence to food safety standards</w:t>
+      </w:r>
+    </w:p>
+    <w:p>
+      <w:pPr>
+        <w:pStyle w:val="ListParagraph"/>
+        <w:numPr>
+          <w:ilvl w:val="0"/>
+          <w:numId w:val="2"/>
+        </w:numPr>
+        <w:spacing w:before="20" w:after="20"/>
+      </w:pPr>
+      <w:r>
+        <w:t>Collaborate with team members to ensure smooth operations during peak hours, consistently meeting performance expectations</w:t>
       </w:r>
     </w:p>
     <w:p>
@@ -886,7 +932,7 @@
           <w:sz w:val="21"/>
           <w:szCs w:val="21"/>
         </w:rPr>
-        <w:t>Research Contributor</w:t>
+        <w:t>Undergraduate Researcher</w:t>
       </w:r>
       <w:r>
         <w:tab/>

--- a/resume.docx
+++ b/resume.docx
@@ -468,7 +468,18 @@
         <w:spacing w:before="20" w:after="20"/>
       </w:pPr>
       <w:r>
-        <w:t>Redesigned the chapter’s Squarespace site (una-oc.org) with the Board President and fellow Directors, refreshing the layout and UI with custom CSS, reorganizing site content, and featuring upcoming events on the homepage</w:t>
+        <w:t xml:space="preserve">Redesigned the chapter’s Squarespace site (</w:t>
+      </w:r>
+      <w:hyperlink r:id="rId10" w:history="1">
+        <w:r>
+          <w:rPr>
+            <w:u w:val="single"/>
+          </w:rPr>
+          <w:t>una-oc.org</w:t>
+        </w:r>
+      </w:hyperlink>
+      <w:r>
+        <w:t xml:space="preserve">) with the Board President and fellow Directors, refreshing the layout and UI with custom CSS, reorganizing site content, and featuring upcoming events on the homepage</w:t>
       </w:r>
     </w:p>
     <w:p>
